--- a/project/documents/reportletters/ffNoticeOfAcceptAuNzFp.docx
+++ b/project/documents/reportletters/ffNoticeOfAcceptAuNzFp.docx
@@ -56,10 +56,9 @@
     <w:p>
       <w:pPr>
         <w:pStyle w:val="NormalWeb"/>
-        <w:spacing w:before="0" w:beforeAutospacing="0" w:after="0" w:afterAutospacing="0"/>
-      </w:pPr>
-      <w:r>
-        <w:t>&lt;&lt;This.upperFirmName&gt;&gt;</w:t>
+      </w:pPr>
+      <w:r>
+        <w:t xml:space="preserve">SCHWEGMAN, LUNDBERG &amp; WOESSNER, P.A. </w:t>
       </w:r>
     </w:p>
     <w:p>

--- a/project/documents/reportletters/ffNoticeOfAcceptAuNzFp.docx
+++ b/project/documents/reportletters/ffNoticeOfAcceptAuNzFp.docx
@@ -353,31 +353,13 @@
         </w:rPr>
         <w:t>&lt;&lt;actionReq&gt;&gt;</w:t>
       </w:r>
-    </w:p>
-    <w:p>
-      <w:pPr>
-        <w:spacing w:after="0" w:line="240" w:lineRule="auto"/>
-        <w:rPr>
-          <w:rFonts w:ascii="Times New Roman" w:hAnsi="Times New Roman"/>
-          <w:sz w:val="24"/>
-          <w:szCs w:val="24"/>
-        </w:rPr>
-      </w:pPr>
-      <w:r>
-        <w:rPr>
-          <w:rFonts w:ascii="Times New Roman" w:hAnsi="Times New Roman"/>
-          <w:sz w:val="24"/>
-          <w:szCs w:val="24"/>
-        </w:rPr>
-        <w:t xml:space="preserve">Deadline Date: </w:t>
-      </w:r>
-      <w:r>
-        <w:rPr>
-          <w:rFonts w:ascii="Times New Roman" w:hAnsi="Times New Roman"/>
-          <w:sz w:val="24"/>
-          <w:szCs w:val="24"/>
-        </w:rPr>
-        <w:t xml:space="preserve"> &lt;&lt;</w:t>
+      <w:r>
+        <w:rPr>
+          <w:rFonts w:ascii="Times New Roman" w:hAnsi="Times New Roman"/>
+          <w:sz w:val="24"/>
+          <w:szCs w:val="24"/>
+        </w:rPr>
+        <w:t>&lt;&lt;</w:t>
       </w:r>
       <w:r>
         <w:rPr>
@@ -393,41 +375,15 @@
           <w:sz w:val="24"/>
           <w:szCs w:val="24"/>
         </w:rPr>
-        <w:t>dueDate&gt;&gt;</w:t>
-      </w:r>
-    </w:p>
-    <w:p>
-      <w:pPr>
-        <w:spacing w:after="0" w:line="240" w:lineRule="auto"/>
-        <w:rPr>
-          <w:rFonts w:ascii="Times New Roman" w:hAnsi="Times New Roman"/>
-          <w:sz w:val="24"/>
-          <w:szCs w:val="24"/>
-        </w:rPr>
-      </w:pPr>
-      <w:r>
-        <w:rPr>
-          <w:rFonts w:ascii="Times New Roman" w:hAnsi="Times New Roman"/>
-          <w:sz w:val="24"/>
-          <w:szCs w:val="24"/>
-        </w:rPr>
-        <w:t>Requested Response</w:t>
-      </w:r>
-      <w:r>
-        <w:rPr>
-          <w:rFonts w:ascii="Times New Roman" w:hAnsi="Times New Roman"/>
-          <w:sz w:val="24"/>
-          <w:szCs w:val="24"/>
-        </w:rPr>
-        <w:t xml:space="preserve"> Date</w:t>
-      </w:r>
-      <w:r>
-        <w:rPr>
-          <w:rFonts w:ascii="Times New Roman" w:hAnsi="Times New Roman"/>
-          <w:sz w:val="24"/>
-          <w:szCs w:val="24"/>
-        </w:rPr>
-        <w:t xml:space="preserve">: </w:t>
+        <w:t>dueDate&gt;</w:t>
+      </w:r>
+      <w:r>
+        <w:rPr>
+          <w:rFonts w:ascii="Times New Roman" w:hAnsi="Times New Roman"/>
+          <w:sz w:val="24"/>
+          <w:szCs w:val="24"/>
+        </w:rPr>
+        <w:t>&gt;</w:t>
       </w:r>
       <w:r>
         <w:rPr>
